--- a/일본판/2부/2부_11화_판결.docx
+++ b/일본판/2부/2부_11화_판결.docx
@@ -115,7 +115,7 @@
           <w:i w:val="0"/>
           <w:sz w:val="22"/>
         </w:rPr>
-        <w:t>真壁先生、声明文、二種類です。A案は「勝訴」、B案は「不当判決」。どちらでも、出た瞬間に配れるようにしました。</w:t>
+        <w:t>真壁先生、声明文、二種類です。A案は「勝訴」、B案は「不当判決」。どちらでも出た瞬間に配れるようにしました。</w:t>
       </w:r>
     </w:p>
     <w:p>
@@ -217,7 +217,7 @@
           <w:i w:val="0"/>
           <w:sz w:val="22"/>
         </w:rPr>
-        <w:t>あー、確かに。先生、桐生先生もよく言ってました。「判決は、白か黒かで来ない。灰色で来る。灰色の中の、どこまでが灰色の濃さか、それを読む仕事だ」って。</w:t>
+        <w:t>あー、確かに。先生、桐生先生もよく言ってました。「判決は白か黒かで来ない。灰色で来る。灰色の中のどこまでが灰色の濃さか、それを読む仕事だ」って。</w:t>
       </w:r>
     </w:p>
     <w:p>
@@ -240,7 +240,7 @@
           <w:i w:val="0"/>
           <w:sz w:val="22"/>
         </w:rPr>
-        <w:t>……三つ目、書きます。ただ、「一部」の文言が難しくて。電力に責任が認められて、国が認められなかった場合の、最初の一行。</w:t>
+        <w:t>……三つ目、書きます。ただ、「一部」の文言が難しくて。電力に責任が認められて、国が認められなかった場合の最初の一行。</w:t>
       </w:r>
     </w:p>
     <w:p>
@@ -263,7 +263,7 @@
           <w:i w:val="0"/>
           <w:sz w:val="22"/>
         </w:rPr>
-        <w:t>「裁判所は、事故による避難者の被害を認めた。一方で、国の責任を否定した判断には、承服できない」。先に、認められたことを書きましょう。</w:t>
+        <w:t>「裁判所は事故による避難者の被害を認めた。一方で国の責任を否定した判断には承服できない」。先に認められたことを書きましょう。</w:t>
       </w:r>
     </w:p>
     <w:p>
@@ -286,7 +286,7 @@
           <w:i w:val="0"/>
           <w:sz w:val="22"/>
         </w:rPr>
-        <w:t>認められたこと、が先。分かりました。(書きながら)先生、私、怖いんです。</w:t>
+        <w:t>認められたことが先。分かりました。(書きながら)先生、私、怖いんです。</w:t>
       </w:r>
     </w:p>
     <w:p>
@@ -332,7 +332,7 @@
           <w:i w:val="0"/>
           <w:sz w:val="22"/>
         </w:rPr>
-        <w:t>去年の一月、私、司法修習が終わったばかりで、ここに来ました。国の責任が認められなかったら、あの三百十二人に、私は、どんな顔で説明すればいいのか。</w:t>
+        <w:t>去年の一月、私、司法修習が終わったばかりで、ここに来ました。国の責任が認められなかったら、あの三百十二人に私はどんな顔で説明すればいいのか。</w:t>
       </w:r>
     </w:p>
     <w:p>
@@ -355,7 +355,7 @@
           <w:i w:val="0"/>
           <w:sz w:val="22"/>
         </w:rPr>
-        <w:t>顔は、変えなくていいと思います。「負けました」ではなく、「ここまで来ました。次はこうです」と、同じ顔で言う。桐生先生が、そうしていました。</w:t>
+        <w:t>顔は変えなくていいと思います。「負けました」ではなく、「ここまで来ました。次はこうです」と同じ顔で言う。桐生先生が、そうしていました。</w:t>
       </w:r>
     </w:p>
     <w:p>
@@ -421,7 +421,7 @@
           <w:i w:val="0"/>
           <w:sz w:val="22"/>
         </w:rPr>
-        <w:t>ありがとうございます。……真壁先生、先生は、怖くないんですか。</w:t>
+        <w:t>ありがとうございます。……真壁先生、先生は怖くないんですか。</w:t>
       </w:r>
     </w:p>
     <w:p>
@@ -444,7 +444,7 @@
           <w:i w:val="0"/>
           <w:sz w:val="22"/>
         </w:rPr>
-        <w:t>怖いです。昨日の夜、三回、起きました。(少し間をおいて)でも、怖がる順番も、たぶん、決まっているんです。依頼人が先で、僕は、その後。</w:t>
+        <w:t>怖いです。昨日の夜、三回、起きました。(少し間をおいて)でも怖がる順番もたぶん、決まっているんです。依頼人が先で、僕はその後。</w:t>
       </w:r>
     </w:p>
     <w:p>
@@ -477,7 +477,7 @@
           <w:i w:val="0"/>
           <w:sz w:val="22"/>
         </w:rPr>
-        <w:t>真壁さん。リクが、明日の午前十時が、合格発表だって。県立。判決の日と、同じ日になっちゃった。</w:t>
+        <w:t>真壁さん。リクが明日の午前十時が、合格発表だって。県立。判決の日と同じ日になっちゃった。</w:t>
       </w:r>
     </w:p>
     <w:p>
@@ -500,7 +500,7 @@
           <w:i w:val="0"/>
           <w:sz w:val="22"/>
         </w:rPr>
-        <w:t>合格発表、十時ですか。判決は、午後一時半です。</w:t>
+        <w:t>合格発表、十時ですか。判決は午後一時半です。</w:t>
       </w:r>
     </w:p>
     <w:p>
@@ -523,7 +523,7 @@
           <w:i w:val="0"/>
           <w:sz w:val="22"/>
         </w:rPr>
-        <w:t>はい。だから、結果を、裁判所の廊下で聞くことになります。親としては、法廷より、そっちのほうが心臓に悪いです。</w:t>
+        <w:t>はい。だから、結果を裁判所の廊下で聞くことになります。親としては法廷より、そっちのほうが心臓に悪いです。</w:t>
       </w:r>
     </w:p>
     <w:p>
@@ -546,7 +546,7 @@
           <w:i w:val="0"/>
           <w:sz w:val="22"/>
         </w:rPr>
-        <w:t>では、先にそっちの「判決」を、聞きましょう。</w:t>
+        <w:t>では先にそっちの「判決」を、聞きましょう。</w:t>
       </w:r>
     </w:p>
     <w:p>
@@ -599,7 +599,7 @@
           <w:i w:val="0"/>
           <w:sz w:val="22"/>
         </w:rPr>
-        <w:t>眠れねえべから、来ちまった。あした、朝、早ぐ出っから、ここで寝ようかと思ったど。</w:t>
+        <w:t>眠れねえべから、来ちまった。あした朝、早ぐ出っから、ここで寝ようかと思ったど。</w:t>
       </w:r>
     </w:p>
     <w:p>
@@ -655,7 +655,7 @@
           <w:i w:val="0"/>
           <w:sz w:val="22"/>
         </w:rPr>
-        <w:t>んだ。この匂いだ。先生の茶だ。……なあ、わけえ先生。十年ってのは、長えもんだな。あした、三月十一日に、ちょうど十年だ。だども、おら、あした待つのは、十一日じゃなくて、十日だ。</w:t>
+        <w:t>んだ。この匂いだ。先生の茶だ。……なあ、わけえ先生。十年ってのは長えもんだな。あした三月十一日にちょうど十年だ。だどもおら、あした待つのは十一日じゃなくて、十日だ。</w:t>
       </w:r>
     </w:p>
     <w:p>
@@ -770,7 +770,7 @@
           <w:i w:val="0"/>
           <w:sz w:val="22"/>
         </w:rPr>
-        <w:t>遠藤さん、おにぎり。どんこ汁も、持ってきたよ。重箱、三段だ。翔太くんも、たんと食え。</w:t>
+        <w:t>遠藤さん、おにぎり。どんこ汁も持ってきたよ。重箱、三段だ。翔太くんもたんと食え。</w:t>
       </w:r>
     </w:p>
     <w:p>
@@ -826,7 +826,7 @@
           <w:i w:val="0"/>
           <w:sz w:val="22"/>
         </w:rPr>
-        <w:t>入ってねえよ。おかかと梅と、昆布。若者は、すぐツナマヨだ。</w:t>
+        <w:t>入ってねえよ。おかかと梅と昆布。若者はすぐツナマヨだ。</w:t>
       </w:r>
     </w:p>
     <w:p>
@@ -895,7 +895,7 @@
           <w:i w:val="0"/>
           <w:sz w:val="22"/>
         </w:rPr>
-        <w:t>へえい。……先生。おれ、あした、傍聴席、当たるかな。</w:t>
+        <w:t>へえい。……先生。おれ、あした傍聴席、当たるかな。</w:t>
       </w:r>
     </w:p>
     <w:p>
@@ -918,7 +918,7 @@
           <w:i w:val="0"/>
           <w:sz w:val="22"/>
         </w:rPr>
-        <w:t>抽選です。原告は、三百十二人。傍聴席は、コロナで、五十席までです。原告のうち、十二人は優先席が取れました。遠藤さん、和代さん、大城さんは、そこです。翔太くんは、抽選に参加することになります。</w:t>
+        <w:t>抽選です。原告は三百十二人。傍聴席はコロナで、五十席までです。原告のうち、十二人は優先席が取れました。遠藤さん、和代さん、大城さんはそこです。翔太くんは抽選に参加することになります。</w:t>
       </w:r>
     </w:p>
     <w:p>
@@ -941,7 +941,7 @@
           <w:i w:val="0"/>
           <w:sz w:val="22"/>
         </w:rPr>
-        <w:t>おれ、当たんねえかもなあ。(おにぎりを見つめる)でも、いいや。外にいっから。ばあちゃんたちが、聞いたことを、おれが一番に聞くよ。</w:t>
+        <w:t>おれ、当たんねえかもなあ。(おにぎりを見つめる)でもいいや。外にいっから。ばあちゃんたちが、聞いたことをおれが一番に聞くよ。</w:t>
       </w:r>
     </w:p>
     <w:p>
@@ -964,7 +964,7 @@
           <w:i w:val="0"/>
           <w:sz w:val="22"/>
         </w:rPr>
-        <w:t>外の旗出しは、あたしが仕切るよ。去年、ずっと、ここで、いろんな紙を貼って、剥がしてきたから。</w:t>
+        <w:t>外の旗出しはあたしが仕切るよ。去年ずっとここでいろんな紙を貼って、剥がしてきたから。</w:t>
       </w:r>
     </w:p>
     <w:p>
@@ -987,7 +987,7 @@
           <w:i w:val="0"/>
           <w:sz w:val="22"/>
         </w:rPr>
-        <w:t>大城さん。旗は、結果が分かってから、どちらを出すか、茜先生が合図します。</w:t>
+        <w:t>大城さん。旗は結果が分かってから、どちらを出すか、茜先生が合図します。</w:t>
       </w:r>
     </w:p>
     <w:p>
@@ -1010,7 +1010,7 @@
           <w:i w:val="0"/>
           <w:sz w:val="22"/>
         </w:rPr>
-        <w:t>了解。あたしの顔、勝っても負けても、変わんないから。</w:t>
+        <w:t>了解。あたしの顔、勝っても負けても変わんないから。</w:t>
       </w:r>
     </w:p>
     <w:p>
@@ -1081,7 +1081,7 @@
           <w:i w:val="0"/>
           <w:sz w:val="22"/>
         </w:rPr>
-        <w:t>潮田さん。夜分に。……はい、傍聴席は、抽選で。……そうですか。ご自分で、抽選にお並びになる。(間)いえ、お気持ちは、十分に分かります。……ええ、明日。</w:t>
+        <w:t>潮田さん。夜分に。……はい、傍聴席は抽選で。……そうですか。ご自分で、抽選にお並びになる。(間)いえ、お気持ちは十分に分かります。……ええ、明日。</w:t>
       </w:r>
     </w:p>
     <w:p>
@@ -1152,7 +1152,7 @@
           <w:i w:val="0"/>
           <w:sz w:val="22"/>
         </w:rPr>
-        <w:t>あの人は、先生と同んなじだな。「並ぶ人」だ。</w:t>
+        <w:t>あの人は先生と同んなじだな。「並ぶ人」だ。</w:t>
       </w:r>
     </w:p>
     <w:p>
@@ -1205,7 +1205,7 @@
           <w:i w:val="0"/>
           <w:sz w:val="22"/>
         </w:rPr>
-        <w:t>真壁さん、おはようございます。倍率、およそ四倍です。五十席に、二百人近く。</w:t>
+        <w:t>真壁さん、おはようございます。倍率、およそ四倍です。五十席に二百人近く。</w:t>
       </w:r>
     </w:p>
     <w:p>
@@ -1228,7 +1228,7 @@
           <w:i w:val="0"/>
           <w:sz w:val="22"/>
         </w:rPr>
-        <w:t>原告の優先席が、十二。残りの三十八席に、二百人近く、ですか。</w:t>
+        <w:t>原告の優先席が、十二。残りの三十八席に二百人近く、ですか。</w:t>
       </w:r>
     </w:p>
     <w:p>
@@ -1251,7 +1251,7 @@
           <w:i w:val="0"/>
           <w:sz w:val="22"/>
         </w:rPr>
-        <w:t>一般の傍聴席は、ほぼ、報道と原告関係者の抽選です。それと……真壁さん、あそこ。</w:t>
+        <w:t>一般の傍聴席はほぼ、報道と原告関係者の抽選です。それと……真壁さん、あそこ。</w:t>
       </w:r>
     </w:p>
     <w:p>
@@ -1266,7 +1266,7 @@
           <w:color w:val="555555"/>
           <w:sz w:val="22"/>
         </w:rPr>
-        <w:t>(列の後ろに、グレーのコートの男が一人、帽子を深くかぶっている。遼が気づく。)</w:t>
+        <w:t>(列の後ろにグレーのコートの男が一人、帽子を深くかぶっている。遼が気づく。)</w:t>
       </w:r>
     </w:p>
     <w:p>
@@ -1327,7 +1327,7 @@
           <w:i w:val="0"/>
           <w:sz w:val="22"/>
         </w:rPr>
-        <w:t>弁護士さん。……おれ、もう、原告じゃねえんだ。ここに並ぶ資格、ねえかな。</w:t>
+        <w:t>弁護士さん。……おれ、もう原告じゃねえんだ。ここに並ぶ資格、ねえかな。</w:t>
       </w:r>
     </w:p>
     <w:p>
@@ -1350,7 +1350,7 @@
           <w:i w:val="0"/>
           <w:sz w:val="22"/>
         </w:rPr>
-        <w:t>傍聴は、誰でもできます。憲法八十二条です。「裁判の対審及び判決は、公開法廷でこれを行ふ」。判決は、誰にでも開かれています。</w:t>
+        <w:t>傍聴は誰でもできます。憲法八十二条です。「裁判の対審及び判決は、公開法廷でこれを行ふ」。判決は誰にでも開かれています。</w:t>
       </w:r>
     </w:p>
     <w:p>
@@ -1383,7 +1383,7 @@
           <w:i w:val="0"/>
           <w:sz w:val="22"/>
         </w:rPr>
-        <w:t>憲法の条文で、慰められるとは、思わなかった。</w:t>
+        <w:t>憲法の条文で、慰められるとは思わなかった。</w:t>
       </w:r>
     </w:p>
     <w:p>
@@ -1406,7 +1406,7 @@
           <w:i w:val="0"/>
           <w:sz w:val="22"/>
         </w:rPr>
-        <w:t>当たることを、祈っています。</w:t>
+        <w:t>当たることを祈っています。</w:t>
       </w:r>
     </w:p>
     <w:p>
@@ -1429,7 +1429,7 @@
           <w:i w:val="0"/>
           <w:sz w:val="22"/>
         </w:rPr>
-        <w:t>ありがとよ。……おれの金は、もう、使っちまった。その金で、息子の大学の学費を払った。後悔は、してねえ。ただ、おれが引いた紙が、こっちでどう判決されるか、見てえんだ。</w:t>
+        <w:t>ありがとよ。……おれの金はもう使っちまった。その金で息子の大学の学費を払った。後悔はしてねえ。ただ、おれが引いた紙が、こっちでどう判決されるか、見てえんだ。</w:t>
       </w:r>
     </w:p>
     <w:p>
@@ -1453,7 +1453,7 @@
           <w:color w:val="555555"/>
           <w:sz w:val="22"/>
         </w:rPr>
-        <w:t>(小声で、遼に)</w:t>
+        <w:t>(小声で遼に)</w:t>
       </w:r>
       <w:r>
         <w:rPr>
@@ -1462,7 +1462,7 @@
           <w:i w:val="0"/>
           <w:sz w:val="22"/>
         </w:rPr>
-        <w:t>私、一時金に応じた方を、責める気には、なれません。</w:t>
+        <w:t>私、一時金に応じた方を責める気にはなれません。</w:t>
       </w:r>
     </w:p>
     <w:p>
@@ -1485,7 +1485,7 @@
           <w:i w:val="0"/>
           <w:sz w:val="22"/>
         </w:rPr>
-        <w:t>責めなくていいんです。責める必要も、ない。ただ、あの人のぶんも、読みます。</w:t>
+        <w:t>責めなくていいんです。責める必要もない。ただ、あの人のぶんも読みます。</w:t>
       </w:r>
     </w:p>
     <w:p>
@@ -1500,7 +1500,7 @@
           <w:color w:val="555555"/>
           <w:sz w:val="22"/>
         </w:rPr>
-        <w:t>(三浦が、小走りに駆けてくる。手に携帯。顔が赤い。)</w:t>
+        <w:t>(三浦が小走りに駆けてくる。手に携帯。顔が赤い。)</w:t>
       </w:r>
     </w:p>
     <w:p>
@@ -1569,7 +1569,7 @@
           <w:i w:val="0"/>
           <w:sz w:val="22"/>
         </w:rPr>
-        <w:t>県立の、汐見高校! 番号、ありました。(声がうわずる)あたし、今、ネットで見て、リクに電話して、あの子、電話の向こうで、「うおお」って。</w:t>
+        <w:t>県立の汐見高校! 番号、ありました。(声がうわずる)あたし、今ネットで見て、リクに電話して、あの子、電話の向こうで「うおお」って。</w:t>
       </w:r>
     </w:p>
     <w:p>
@@ -1638,7 +1638,7 @@
           <w:i w:val="0"/>
           <w:sz w:val="22"/>
         </w:rPr>
-        <w:t>いえいえ。……あの子ね、「母ちゃん、今日の判決、頑張って。おれ、受かったから、母ちゃんも受かれ」って。何を受かるのよ、って言ったら、「判決に、決まってんだろ」だって。</w:t>
+        <w:t>いえいえ。……あの子ね、「母ちゃん、今日の判決、頑張って。おれ、受かったから、母ちゃんも受かれ」って。何を受かるのよって言ったら、「判決に決まってんだろ」だって。</w:t>
       </w:r>
     </w:p>
     <w:p>
@@ -1739,7 +1739,7 @@
           <w:color w:val="555555"/>
           <w:sz w:val="22"/>
         </w:rPr>
-        <w:t>(午後1時25分。奥浜地方裁判所、大法廷。傍聴席は一列おきに空いている。原告席に、遼、茜、三浦。後列に遠藤、和代、大城。傍聴席に潮田が背筋を伸ばして座り、小野寺は、抽選に当たった一席の端に、うつむいている。被告席右に国の指定代理人、細川。左に電力の大槻。法廷の正面、裁判官席の後ろの壁に、桐の紋のない、無地の壁。)</w:t>
+        <w:t>(午後1時25分。奥浜地方裁判所、大法廷。傍聴席は一列おきに空いている。原告席に遼、茜、三浦。後列に遠藤、和代、大城。傍聴席に潮田が背筋を伸ばして座り、小野寺は抽選に当たった一席の端にうつむいている。被告席右に国の指定代理人、細川。左に電力の大槻。法廷の正面、裁判官席の後ろの壁に桐の紋のない、無地の壁。)</w:t>
       </w:r>
     </w:p>
     <w:p>
@@ -1800,7 +1800,7 @@
           <w:i w:val="0"/>
           <w:sz w:val="22"/>
         </w:rPr>
-        <w:t>ただいまから、令和二年(ワ)第四号、奥浜原発事故避難者集団訴訟事件の、判決の言渡しを行います。原告ら代理人、被告ら代理人、いずれも出頭されていますね。</w:t>
+        <w:t>ただいまから、令和二年(ワ)第四号、奥浜原発事故避難者集団訴訟事件の判決の言渡しを行います。原告ら代理人、被告ら代理人、いずれも出頭されていますね。</w:t>
       </w:r>
     </w:p>
     <w:p>
@@ -1892,7 +1892,7 @@
           <w:i w:val="0"/>
           <w:sz w:val="22"/>
         </w:rPr>
-        <w:t>傍聴席の皆さんにお願いします。判決の言渡し中は、私語、拍手、その他の言動を、慎んでください。違反があれば、退廷を命じます。それでは、判決を言い渡します。(書面を持ち上げる)</w:t>
+        <w:t>傍聴席の皆さんにお願いします。判決の言渡し中は私語、拍手、その他の言動を慎んでください。違反があれば、退廷を命じます。それでは判決を言い渡します。(書面を持ち上げる)</w:t>
       </w:r>
     </w:p>
     <w:p>
@@ -1930,7 +1930,7 @@
           <w:i w:val="0"/>
           <w:sz w:val="22"/>
         </w:rPr>
-        <w:t>主文。一、被告奥浜電力株式会社は、別紙原告目録記載の各原告に対し、それぞれ別紙認容額一覧表の「認容額」欄記載の金員及びこれに対する平成二十三年三月十一日から支払済みまで年五分の割合による金員を支払え。</w:t>
+        <w:t>主文。一、被告奥浜電力株式会社は別紙原告目録記載の各原告に対し、それぞれ別紙認容額一覧表の「認容額」欄記載の金員及びこれに対する平成二十三年三月十一日から支払済みまで年五分の割合による金員を支払え。</w:t>
       </w:r>
     </w:p>
     <w:p>
@@ -1945,7 +1945,7 @@
           <w:color w:val="555555"/>
           <w:sz w:val="22"/>
         </w:rPr>
-        <w:t>(遠藤が、杖の握りを両手で握りしめる。和代が顔をあげる。)</w:t>
+        <w:t>(遠藤が杖の握りを両手で握りしめる。和代が顔をあげる。)</w:t>
       </w:r>
     </w:p>
     <w:p>
@@ -1968,7 +1968,7 @@
           <w:i w:val="0"/>
           <w:sz w:val="22"/>
         </w:rPr>
-        <w:t>二、原告らの被告国に対する請求を、いずれも棄却する。</w:t>
+        <w:t>二、原告らの被告国に対する請求をいずれも棄却する。</w:t>
       </w:r>
     </w:p>
     <w:p>
@@ -1983,7 +1983,7 @@
           <w:color w:val="555555"/>
           <w:sz w:val="22"/>
         </w:rPr>
-        <w:t>(傍聴席のどこかで、息を吸い込む音。大城が、膝の上で、拳を握る。)</w:t>
+        <w:t>(傍聴席のどこかで、息を吸い込む音。大城が膝の上で、拳を握る。)</w:t>
       </w:r>
     </w:p>
     <w:p>
@@ -2006,7 +2006,7 @@
           <w:i w:val="0"/>
           <w:sz w:val="22"/>
         </w:rPr>
-        <w:t>三、原告らの被告奥浜電力株式会社に対するその余の請求を、棄却する。四、訴訟費用は、原告らと被告奥浜電力株式会社との間では、これを三分し、その一を同被告の負担とし、その余を原告らの負担とし、原告らと被告国との間では、原告らの負担とする。五、この判決は、第一項に限り、仮に執行することができる。……主文は、以上です。</w:t>
+        <w:t>三、原告らの被告奥浜電力株式会社に対するその余の請求を棄却する。四、訴訟費用は原告らと被告奥浜電力株式会社との間ではこれを三分し、その一を同被告の負担とし、その余を原告らの負担とし、原告らと被告国との間では原告らの負担とする。五、この判決は第一項に限り、仮に執行することができる。……主文は以上です。</w:t>
       </w:r>
     </w:p>
     <w:p>
@@ -2021,7 +2021,7 @@
           <w:color w:val="555555"/>
           <w:sz w:val="22"/>
         </w:rPr>
-        <w:t>(ざわめき。誰かが、「国が……」とつぶやく。)</w:t>
+        <w:t>(ざわめき。誰かが「国が……」とつぶやく。)</w:t>
       </w:r>
     </w:p>
     <w:p>
@@ -2044,7 +2044,7 @@
           <w:i w:val="0"/>
           <w:sz w:val="22"/>
         </w:rPr>
-        <w:t>静粛に。……判決理由は後ほど、要旨を述べます。その前に、原告ら代理人に、確認します。認容額一覧表は、お手元に届いていますね。</w:t>
+        <w:t>静粛に。……判決理由は後ほど、要旨を述べます。その前に原告ら代理人に確認します。認容額一覧表はお手元に届いていますね。</w:t>
       </w:r>
     </w:p>
     <w:p>
@@ -2090,7 +2090,7 @@
           <w:i w:val="0"/>
           <w:sz w:val="22"/>
         </w:rPr>
-        <w:t>一覧表の認容額は、原告一人あたり、平均しておよそ八百万円です。中間指針に基づく既払金とは別に、避難生活に伴う慰謝料の増額分と、ふるさと喪失に対する慰謝料が含まれています。それでは、判決の理由の要旨を述べます。</w:t>
+        <w:t>一覧表の認容額は原告一人あたり、平均しておよそ八百万円です。中間指針に基づく既払金とは別に避難生活に伴う慰謝料の増額分とふるさと喪失に対する慰謝料が含まれています。それでは判決の理由の要旨を述べます。</w:t>
       </w:r>
     </w:p>
     <w:p>
@@ -2105,7 +2105,7 @@
           <w:color w:val="555555"/>
           <w:sz w:val="22"/>
         </w:rPr>
-        <w:t>(茜が、机の下で、遼の袖を、ほんの少し、握る。遼は、前を向いたまま、うなずく。)</w:t>
+        <w:t>(茜が机の下で、遼の袖をほんの少し握る。遼は前を向いたまま、うなずく。)</w:t>
       </w:r>
     </w:p>
     <w:p>
@@ -2135,7 +2135,7 @@
           <w:color w:val="555555"/>
           <w:sz w:val="22"/>
         </w:rPr>
-        <w:t>(午後1時40分。同じ大法廷。片岡が、眼鏡の位置を直し、別の書面に目を落とす。声は、低く、淡々としている。)</w:t>
+        <w:t>(午後1時40分。同じ大法廷。片岡が眼鏡の位置を直し、別の書面に目を落とす。声は低く淡々としている。)</w:t>
       </w:r>
     </w:p>
     <w:p>
@@ -2158,7 +2158,7 @@
           <w:i w:val="0"/>
           <w:sz w:val="22"/>
         </w:rPr>
-        <w:t>理由の要旨を告げます。第一、被告奥浜電力の責任について。原子力損害の賠償に関する法律第三条第一項は、原子炉の運転等により原子力損害を与えたときは、原子力事業者がその損害を賠償する責めに任ずると規定し、無過失責任を定めています。したがって、被告電力は、本件事故により原告らが被った損害について、責任を負います。</w:t>
+        <w:t>理由の要旨を告げます。第一、被告奥浜電力の責任について。原子力損害の賠償に関する法律第三条第一項は、原子炉の運転等により原子力損害を与えたときは、原子力事業者がその損害を賠償する責めに任ずると規定し、無過失責任を定めています。したがって、被告電力は本件事故により原告らが被った損害について、責任を負います。</w:t>
       </w:r>
     </w:p>
     <w:p>
@@ -2181,7 +2181,7 @@
           <w:i w:val="0"/>
           <w:sz w:val="22"/>
         </w:rPr>
-        <w:t>加えて、本件では、被告電力が平成二十年に社内で実施した津波の試算において、敷地高さを大きく超える十四・二メートルの津波が想定されたにもかかわらず、その対策を当面見送った事実が認められます。この事実は、損害額の算定にあたり、慰謝料を増額する方向に斟酌すべき事情です。</w:t>
+        <w:t>加えて、本件では被告電力が平成二十年に社内で実施した津波の試算において、敷地高さを大きく超える十四・二メートルの津波が想定されたにもかかわらず、その対策を当面見送った事実が認められます。この事実は損害額の算定にあたり、慰謝料を増額する方向に斟酌すべき事情です。</w:t>
       </w:r>
     </w:p>
     <w:p>
@@ -2196,7 +2196,7 @@
           <w:color w:val="555555"/>
           <w:sz w:val="22"/>
         </w:rPr>
-        <w:t>(大槻の肩が、ほんのわずか動く。潮田が、目を閉じる。)</w:t>
+        <w:t>(大槻の肩が、ほんのわずか動く。潮田が目を閉じる。)</w:t>
       </w:r>
     </w:p>
     <w:p>
@@ -2219,7 +2219,7 @@
           <w:i w:val="0"/>
           <w:sz w:val="22"/>
         </w:rPr>
-        <w:t>第二、損害について。原告らは、本件事故により、長期にわたって避難生活を余儀なくされ、居住地の汚染により、帰還の見通しが立たない状態に置かれています。ここで問題となるのは、単なる居住の喪失ではありません。地域社会における人と人との繋がり、生業の基盤、墓や漁場といった、場所に結びついた生活の全体が、失われたことです。当裁判所は、これを、ふるさと喪失の損害として、中間指針の想定する慰謝料とは別個の、独立した損害と認めます。</w:t>
+        <w:t>第二、損害について。原告らは本件事故により、長期にわたって避難生活を余儀なくされ、居住地の汚染により、帰還の見通しが立たない状態に置かれています。ここで問題となるのは単なる居住の喪失ではありません。地域社会における人と人との繋がり、生業の基盤、墓や漁場といった、場所に結びついた生活の全体が、失われたことです。当裁判所はこれをふるさと喪失の損害として、中間指針の想定する慰謝料とは別個の独立した損害と認めます。</w:t>
       </w:r>
     </w:p>
     <w:p>
@@ -2234,7 +2234,7 @@
           <w:color w:val="555555"/>
           <w:sz w:val="22"/>
         </w:rPr>
-        <w:t>(和代が、口を覆う。遠藤は、目を開けたまま、まっすぐ前を見ている。)</w:t>
+        <w:t>(和代が口を覆う。遠藤は目を開けたまま、まっすぐ前を見ている。)</w:t>
       </w:r>
     </w:p>
     <w:p>
@@ -2257,7 +2257,7 @@
           <w:i w:val="0"/>
           <w:sz w:val="22"/>
         </w:rPr>
-        <w:t>第三、被告国の責任について。原告らは、被告国が、規制権限を適時に行使しなかったことが、国家賠償法第一条第一項の適用上、違法であると主張しています。</w:t>
+        <w:t>第三、被告国の責任について。原告らは被告国が、規制権限を適時に行使しなかったことが、国家賠償法第一条第一項の適用上、違法であると主張しています。</w:t>
       </w:r>
     </w:p>
     <w:p>
@@ -2295,7 +2295,7 @@
           <w:i w:val="0"/>
           <w:sz w:val="22"/>
         </w:rPr>
-        <w:t>まず、予見可能性についてです。平成十四年に、国の機関が公表した長期評価は、専門家による検討を経たものであり、福島沖を含む日本海溝寄りでの津波地震の発生を、相当程度の確からしさをもって示しています。したがって、遅くとも平成二十年ころには、経済産業大臣が、敷地高さを超える津波の到来を、予見することが可能であったと認められます。</w:t>
+        <w:t>まず、予見可能性についてです。平成十四年に国の機関が公表した長期評価は専門家による検討を経たものであり、福島沖を含む日本海溝寄りでの津波地震の発生を、相当程度の確からしさをもって示しています。したがって、遅くとも平成二十年ころには経済産業大臣が、敷地高さを超える津波の到来を予見することが可能であったと認められます。</w:t>
       </w:r>
     </w:p>
     <w:p>
@@ -2310,7 +2310,7 @@
           <w:color w:val="555555"/>
           <w:sz w:val="22"/>
         </w:rPr>
-        <w:t>(茜が、思わず顔を上げる。細川の背筋が、わずかにこわばる。)</w:t>
+        <w:t>(茜が思わず顔を上げる。細川の背筋が、わずかにこわばる。)</w:t>
       </w:r>
     </w:p>
     <w:p>
@@ -2333,7 +2333,7 @@
           <w:i w:val="0"/>
           <w:sz w:val="22"/>
         </w:rPr>
-        <w:t>しかし、結果回避可能性については、これを認めることができません。原告らは、防潮堤の設置、建屋の水密化、非常用電源の高所設置等の措置を主張しますが、予見可能であったことを前提としても、国が規制権限を行使したとして、本件事故の結果を回避できた高度の蓋然性があるとまでは、証拠上、認めることができません。</w:t>
+        <w:t>しかし、結果回避可能性についてはこれを認めることができません。原告らは防潮堤の設置、建屋の水密化、非常用電源の高所設置等の措置を主張しますが、予見可能であったことを前提としても国が規制権限を行使したとして、本件事故の結果を回避できた高度の蓋然性があるとまでは、証拠上、認めることができません。</w:t>
       </w:r>
     </w:p>
     <w:p>
@@ -2348,7 +2348,7 @@
           <w:color w:val="555555"/>
           <w:sz w:val="22"/>
         </w:rPr>
-        <w:t>(遠藤が、ゆっくり目を閉じる。大城が、唇をかむ。)</w:t>
+        <w:t>(遠藤がゆっくり目を閉じる。大城が唇をかむ。)</w:t>
       </w:r>
     </w:p>
     <w:p>
@@ -2371,7 +2371,7 @@
           <w:i w:val="0"/>
           <w:sz w:val="22"/>
         </w:rPr>
-        <w:t>よって、被告国に対する請求は、理由がありません。……以上が、理由の要旨です。</w:t>
+        <w:t>よって、被告国に対する請求は理由がありません。……以上が、理由の要旨です。</w:t>
       </w:r>
     </w:p>
     <w:p>
@@ -2386,7 +2386,7 @@
           <w:color w:val="555555"/>
           <w:sz w:val="22"/>
         </w:rPr>
-        <w:t>(間。片岡が、書面を置き、正面を見る。)</w:t>
+        <w:t>(間。片岡が書面を置き、正面を見る。)</w:t>
       </w:r>
     </w:p>
     <w:p>
@@ -2409,7 +2409,7 @@
           <w:i w:val="0"/>
           <w:sz w:val="22"/>
         </w:rPr>
-        <w:t>最後に、付言します。当裁判所は、国の責任を否定しました。これは、国に責任がないことと、同義ではありません。事故の被害は、今なお続いており、被害の救済と、地域の再生には、行政、立法、司法のそれぞれが、それぞれの立場で果たすべき責務があります。国には、この判決の内容を、真摯に受け止め、原告らを含む被害者に、誠実に向き合われることを、望みます。</w:t>
+        <w:t>最後に付言します。当裁判所は国の責任を否定しました。これは国に責任がないことと同義ではありません。事故の被害は今なお続いており、被害の救済と地域の再生には行政、立法、司法のそれぞれが、それぞれの立場で果たすべき責務があります。国にはこの判決の内容を真摯に受け止め、原告らを含む被害者に誠実に向き合われることを望みます。</w:t>
       </w:r>
     </w:p>
     <w:p>
@@ -2424,7 +2424,7 @@
           <w:color w:val="555555"/>
           <w:sz w:val="22"/>
         </w:rPr>
-        <w:t>(法廷が、しんとする。細川が、静かに頭を下げる。)</w:t>
+        <w:t>(法廷がしんとする。細川が静かに頭を下げる。)</w:t>
       </w:r>
     </w:p>
     <w:p>
@@ -2462,7 +2462,7 @@
           <w:color w:val="555555"/>
           <w:sz w:val="22"/>
         </w:rPr>
-        <w:t>(一同が起立する。裁判官三名が退廷。ドアが閉まる音。そのあと、法廷全体に、長い、長い吐息が広がる。)</w:t>
+        <w:t>(一同が起立する。裁判官三名が退廷。ドアが閉まる音。そのあと法廷全体に長い長い吐息が広がる。)</w:t>
       </w:r>
     </w:p>
     <w:p>
@@ -2492,7 +2492,7 @@
           <w:color w:val="555555"/>
           <w:sz w:val="22"/>
         </w:rPr>
-        <w:t>(午後2時10分。裁判所の正面玄関前。石段の下に、報道陣のカメラ、傍聴できなかった原告たち。翔太と大城が、旗竿を持って立っている。柚木が、玄関から走り出る。)</w:t>
+        <w:t>(午後2時10分。裁判所の正面玄関前。石段の下に報道陣のカメラ、傍聴できなかった原告たち。翔太と大城が、旗竿を持って立っている。柚木が玄関から走り出る。)</w:t>
       </w:r>
     </w:p>
     <w:p>
@@ -2525,7 +2525,7 @@
           <w:i w:val="0"/>
           <w:sz w:val="22"/>
         </w:rPr>
-        <w:t>真壁さん、出ました。電力は、責任認定。国は、棄却。</w:t>
+        <w:t>真壁さん、出ました。電力は責任認定。国は棄却。</w:t>
       </w:r>
     </w:p>
     <w:p>
@@ -2548,7 +2548,7 @@
           <w:i w:val="0"/>
           <w:sz w:val="22"/>
         </w:rPr>
-        <w:t>国は、棄却。(旗の棒を握る)電力、じゃなくて、国、か。</w:t>
+        <w:t>国は棄却。(旗の棒を握る)電力、じゃなくて、国、か。</w:t>
       </w:r>
     </w:p>
     <w:p>
@@ -2563,7 +2563,7 @@
           <w:color w:val="555555"/>
           <w:sz w:val="22"/>
         </w:rPr>
-        <w:t>(玄関から、茜が、封筒を二枚持って出てくる。深呼吸。階段の途中で立ち止まる。)</w:t>
+        <w:t>(玄関から、茜が封筒を二枚持って出てくる。深呼吸。階段の途中で立ち止まる。)</w:t>
       </w:r>
     </w:p>
     <w:p>
@@ -2586,7 +2586,7 @@
           <w:i w:val="0"/>
           <w:sz w:val="22"/>
         </w:rPr>
-        <w:t>大城さん、旗は、二つ、出してください。「電力の責任 認める」と、「国の責任 認めず 不当判決」。</w:t>
+        <w:t>大城さん、旗は二つ出してください。「電力の責任 認める」と、「国の責任 認めず 不当判決」。</w:t>
       </w:r>
     </w:p>
     <w:p>
@@ -2632,7 +2632,7 @@
           <w:i w:val="0"/>
           <w:sz w:val="22"/>
         </w:rPr>
-        <w:t>はい。勝ちと負けと、両方、本当ですから。</w:t>
+        <w:t>はい。勝ちと負けと両方、本当ですから。</w:t>
       </w:r>
     </w:p>
     <w:p>
@@ -2647,7 +2647,7 @@
           <w:color w:val="555555"/>
           <w:sz w:val="22"/>
         </w:rPr>
-        <w:t>(大城がうなずき、翔太に目で合図する。翔太が、白い布の旗を二枚、広げる。一枚目は「電力の責任認める」、二枚目は「国の責任認めず 不当判決」。報道陣のシャッター音。)</w:t>
+        <w:t>(大城がうなずき、翔太に目で合図する。翔太が白い布の旗を二枚、広げる。一枚目は「電力の責任認める」、二枚目は「国の責任認めず 不当判決」。報道陣のシャッター音。)</w:t>
       </w:r>
     </w:p>
     <w:p>
@@ -2680,7 +2680,7 @@
           <w:i w:val="0"/>
           <w:sz w:val="22"/>
         </w:rPr>
-        <w:t>おれ、二枚持つの、なんか、へんな感じだ。</w:t>
+        <w:t>おれ、二枚持つのなんか、へんな感じだ。</w:t>
       </w:r>
     </w:p>
     <w:p>
@@ -2703,7 +2703,7 @@
           <w:i w:val="0"/>
           <w:sz w:val="22"/>
         </w:rPr>
-        <w:t>勝ったのは、半分。負けたのも、半分。それが、今日の本当だ。堂々と、掲げな。</w:t>
+        <w:t>勝ったのは半分。負けたのも半分。それが今日の本当だ。堂々と掲げな。</w:t>
       </w:r>
     </w:p>
     <w:p>
@@ -2718,7 +2718,7 @@
           <w:color w:val="555555"/>
           <w:sz w:val="22"/>
         </w:rPr>
-        <w:t>(玄関から、和代が、遠藤の腕を支えて出てくる。後ろに、遼。遠藤は、杖を握り直し、階段の一段目で立ち止まる。)</w:t>
+        <w:t>(玄関から、和代が遠藤の腕を支えて出てくる。後ろに遼。遠藤は杖を握り直し、階段の一段目で立ち止まる。)</w:t>
       </w:r>
     </w:p>
     <w:p>
@@ -2797,7 +2797,7 @@
           <w:i w:val="0"/>
           <w:sz w:val="22"/>
         </w:rPr>
-        <w:t>和代さん。おらな、勝ったと思うど。いや、負けたとも思う。両方だ。電力は、あんだけ書かれた。十四・二メートルのこと、はっきり、書かれた。……んだども、国は、予見は、できたって言ってくれたのにな。あと一歩、が、遠いな。</w:t>
+        <w:t>和代さん。おらな、勝ったと思うど。いや、負けたとも思う。両方だ。電力はあんだけ書かれた。十四・二メートルのことはっきり書かれた。……んだども国は予見はできたって言ってくれたのにな。あと一歩が遠いな。</w:t>
       </w:r>
     </w:p>
     <w:p>
@@ -2820,7 +2820,7 @@
           <w:i w:val="0"/>
           <w:sz w:val="22"/>
         </w:rPr>
-        <w:t>じいちゃん、あたしも、そう思った。「予見可能、結果回避は無理」。一番ずるい、ぎりぎりの線だよ。</w:t>
+        <w:t>じいちゃん、あたしもそう思った。「予見可能、結果回避は無理」。一番ずるい、ぎりぎりの線だよ。</w:t>
       </w:r>
     </w:p>
     <w:p>
@@ -2843,7 +2843,7 @@
           <w:i w:val="0"/>
           <w:sz w:val="22"/>
         </w:rPr>
-        <w:t>んだな。……だけどな、ちづる。(旗を見つめる)あの裁判長は、最後に、言ってくれた。「国に責任がないことと、同義ではありません」ってな。あれは、国さ向かって、言ったんだ。おらたちじゃねえ。</w:t>
+        <w:t>んだな。……だけどな、ちづる。(旗を見つめる)あの裁判長は最後に言ってくれた。「国に責任がないことと同義ではありません」ってな。あれは国さ向かって言ったんだ。おらたちじゃねえ。</w:t>
       </w:r>
     </w:p>
     <w:p>
@@ -2889,7 +2889,7 @@
           <w:i w:val="0"/>
           <w:sz w:val="22"/>
         </w:rPr>
-        <w:t>付言か。難しい言葉は、分かんねえけど、国さ、宿題を出したんだべ。</w:t>
+        <w:t>付言か。難しい言葉は分かんねえけど、国さ宿題を出したんだべ。</w:t>
       </w:r>
     </w:p>
     <w:p>
@@ -2904,7 +2904,7 @@
           <w:color w:val="555555"/>
           <w:sz w:val="22"/>
         </w:rPr>
-        <w:t>(階段の下から、グレーのコートの小野寺が、おそるおそる、近づいてくる。遠藤の前で立ち止まり、帽子を取る。)</w:t>
+        <w:t>(階段の下から、グレーのコートの小野寺がおそるおそる近づいてくる。遠藤の前で立ち止まり、帽子を取る。)</w:t>
       </w:r>
     </w:p>
     <w:p>
@@ -2950,7 +2950,7 @@
           <w:i w:val="0"/>
           <w:sz w:val="22"/>
         </w:rPr>
-        <w:t>オノデラか。おめえ、傍聴、当たったのか。</w:t>
+        <w:t>オノデラか。おめえ、傍聴当たったのか。</w:t>
       </w:r>
     </w:p>
     <w:p>
@@ -2973,7 +2973,7 @@
           <w:i w:val="0"/>
           <w:sz w:val="22"/>
         </w:rPr>
-        <w:t>ええ、運よく。……おれは、先月、判を押した人間です。でも、判決を聞いて、おれの引いた線の向こうに、こんなに、いっぱい、書いてあったんだなって。</w:t>
+        <w:t>ええ、運よく。……おれは先月判を押した人間です。でも判決を聞いて、おれの引いた線の向こうにこんなにいっぱい、書いてあったんだなって。</w:t>
       </w:r>
     </w:p>
     <w:p>
@@ -2997,7 +2997,7 @@
           <w:color w:val="555555"/>
           <w:sz w:val="22"/>
         </w:rPr>
-        <w:t>(小野寺の腕を、杖で、軽く叩く)</w:t>
+        <w:t>(小野寺の腕を杖で軽く叩く)</w:t>
       </w:r>
       <w:r>
         <w:rPr>
@@ -3006,7 +3006,7 @@
           <w:i w:val="0"/>
           <w:sz w:val="22"/>
         </w:rPr>
-        <w:t>金は、金だ。息子に使ったんなら、それは、悪いことじゃねえ。ただな、お茶は、飲みに来い。おめえの席は、まだあっから。</w:t>
+        <w:t>金は金だ。息子に使ったんなら、それは悪いことじゃねえ。ただな、お茶は飲みに来い。おめえの席はまだあっから。</w:t>
       </w:r>
     </w:p>
     <w:p>
@@ -3074,7 +3074,7 @@
           <w:color w:val="555555"/>
           <w:sz w:val="22"/>
         </w:rPr>
-        <w:t>(午後3時。裁判所内の司法記者クラブの会見室。遼と茜が、長机に座る。後ろの壁に、報道各社のマイク。柚木が、最前列の端。)</w:t>
+        <w:t>(午後3時。裁判所内の司法記者クラブの会見室。遼と茜が、長机に座る。後ろの壁に報道各社のマイク。柚木が最前列の端。)</w:t>
       </w:r>
     </w:p>
     <w:p>
@@ -3120,7 +3120,7 @@
           <w:i w:val="0"/>
           <w:sz w:val="22"/>
         </w:rPr>
-        <w:t>本判決は、奥浜電力の賠償責任を明確に認め、ふるさと喪失の損害を独立の損害として認定しました。これは、被害の実態を、正面から見た判断だと考えます。一方で、国の責任を認めなかった点は、全く承服できません。裁判所自身が、国の予見可能性を認めながら、結果回避可能性を否定したその論理は、規制権限を持つ者の責任を、事実上、事故の後からしか問えないものにするからです。</w:t>
+        <w:t>本判決は奥浜電力の賠償責任を明確に認め、ふるさと喪失の損害を独立の損害として認定しました。これは被害の実態を正面から見た判断だと考えます。一方で国の責任を認めなかった点は全く承服できません。裁判所自身が、国の予見可能性を認めながら、結果回避可能性を否定したその論理は規制権限を持つ者の責任を事実上事故の後からしか問えないものにするからです。</w:t>
       </w:r>
     </w:p>
     <w:p>
@@ -3166,7 +3166,7 @@
           <w:i w:val="0"/>
           <w:sz w:val="22"/>
         </w:rPr>
-        <w:t>原告団と協議のうえで、正式に決定しますが、私は、控訴する方向で、準備を進めます。</w:t>
+        <w:t>原告団と協議のうえで正式に決定しますが、私は控訴する方向で準備を進めます。</w:t>
       </w:r>
     </w:p>
     <w:p>
@@ -3189,7 +3189,7 @@
           <w:i w:val="0"/>
           <w:sz w:val="22"/>
         </w:rPr>
-        <w:t>中間指針を超える慰謝料が、認容額の平均八百万円ということですが、これは、他の集団訴訟と比べて、どう評価されますか。</w:t>
+        <w:t>中間指針を超える慰謝料が、認容額の平均八百万円ということですが、これは他の集団訴訟と比べて、どう評価されますか。</w:t>
       </w:r>
     </w:p>
     <w:p>
@@ -3222,7 +3222,7 @@
           <w:i w:val="0"/>
           <w:sz w:val="22"/>
         </w:rPr>
-        <w:t>金額は、被害に対する、ひとつの物差しにすぎません。ですが、物差しが一ミリずつでも伸びていくことは、いまも避難を続ける人たちの、次の判断を、助けると思います。</w:t>
+        <w:t>金額は被害に対する、ひとつの物差しにすぎません。ですが物差しが一ミリずつでも伸びていくことはいまも避難を続ける人たちの次の判断を助けると思います。</w:t>
       </w:r>
     </w:p>
     <w:p>
@@ -3268,7 +3268,7 @@
           <w:i w:val="0"/>
           <w:sz w:val="22"/>
         </w:rPr>
-        <w:t>……裁判長は、付言で、「国に責任がないことと、同義ではない」と述べました。国は、その言葉を、どう受け止めるのか、私たちは、今後、見ています。</w:t>
+        <w:t>……裁判長は付言で「国に責任がないことと同義ではない」と述べました。国はその言葉をどう受け止めるのか、私たちは今後見ています。</w:t>
       </w:r>
     </w:p>
     <w:p>
@@ -3283,7 +3283,7 @@
           <w:color w:val="555555"/>
           <w:sz w:val="22"/>
         </w:rPr>
-        <w:t>(会見後、廊下。細川が、一人で立っている。国の指定代理人。遼が気づく。)</w:t>
+        <w:t>(会見後、廊下。細川が一人で立っている。国の指定代理人。遼が気づく。)</w:t>
       </w:r>
     </w:p>
     <w:p>
@@ -3408,7 +3408,7 @@
           <w:i w:val="0"/>
           <w:sz w:val="22"/>
         </w:rPr>
-        <w:t>我々のほうも、国の側で、検討に入ります。……ただ、個人の意見ですが、今日の付言は、重く聞きました。</w:t>
+        <w:t>我々のほうも国の側で、検討に入ります。……ただ、個人の意見ですが、今日の付言は重く聞きました。</w:t>
       </w:r>
     </w:p>
     <w:p>
@@ -3431,7 +3431,7 @@
           <w:i w:val="0"/>
           <w:sz w:val="22"/>
         </w:rPr>
-        <w:t>重く、聞いていただけたのなら、それを、組織の言葉にしていただけますか。</w:t>
+        <w:t>重く聞いていただけたのなら、それを組織の言葉にしていただけますか。</w:t>
       </w:r>
     </w:p>
     <w:p>
@@ -3454,7 +3454,7 @@
           <w:i w:val="0"/>
           <w:sz w:val="22"/>
         </w:rPr>
-        <w:t>組織の言葉は、私の一存では。……失礼します。</w:t>
+        <w:t>組織の言葉は私の一存では。……失礼します。</w:t>
       </w:r>
     </w:p>
     <w:p>
@@ -3469,7 +3469,7 @@
           <w:color w:val="555555"/>
           <w:sz w:val="22"/>
         </w:rPr>
-        <w:t>(細川が去る。反対側から、大槻が、会釈をしながら近づく。)</w:t>
+        <w:t>(細川が去る。反対側から、大槻が会釈をしながら近づく。)</w:t>
       </w:r>
     </w:p>
     <w:p>
@@ -3492,7 +3492,7 @@
           <w:i w:val="0"/>
           <w:sz w:val="22"/>
         </w:rPr>
-        <w:t>真壁先生。今日は、お見事でした。</w:t>
+        <w:t>真壁先生。今日はお見事でした。</w:t>
       </w:r>
     </w:p>
     <w:p>
@@ -3538,7 +3538,7 @@
           <w:i w:val="0"/>
           <w:sz w:val="22"/>
         </w:rPr>
-        <w:t>勝った側にも、言います。電力は、控訴を、検討しています。ただ、十四・二メートルのことを、あそこまで書かれると、どう戦うか、難しい。</w:t>
+        <w:t>勝った側にも言います。電力は控訴を検討しています。ただ、十四・二メートルのことをあそこまで書かれるとどう戦うか、難しい。</w:t>
       </w:r>
     </w:p>
     <w:p>
@@ -3561,7 +3561,7 @@
           <w:i w:val="0"/>
           <w:sz w:val="22"/>
         </w:rPr>
-        <w:t>戦わずに、払う、という道もあります。</w:t>
+        <w:t>戦わずに払う、という道もあります。</w:t>
       </w:r>
     </w:p>
     <w:p>
@@ -3594,7 +3594,7 @@
           <w:i w:val="0"/>
           <w:sz w:val="22"/>
         </w:rPr>
-        <w:t>それは、私が決められる道では、ありません。……しかし、ご存じでしたか、真壁先生。あの文書、出てくるまでは、私も、半分は、「ない」と信じていました。</w:t>
+        <w:t>それは私が決められる道ではありません。……しかし、ご存じでしたか、真壁先生。あの文書が出てくるまでは私も半分は「ない」と信じていました。</w:t>
       </w:r>
     </w:p>
     <w:p>
@@ -3655,7 +3655,7 @@
           <w:color w:val="555555"/>
           <w:sz w:val="22"/>
         </w:rPr>
-        <w:t>(遼が、一人で廊下に立つ。窓の外に、旗が揺れている。)</w:t>
+        <w:t>(遼が一人で廊下に立つ。窓の外に旗が揺れている。)</w:t>
       </w:r>
     </w:p>
     <w:p>
@@ -3708,7 +3708,7 @@
           <w:i w:val="0"/>
           <w:sz w:val="22"/>
         </w:rPr>
-        <w:t>今日の判決、見ての通りだ。控訴するか、しないか。みんなに、聞きたい。</w:t>
+        <w:t>今日の判決、見ての通りだ。控訴するか、しないか。みんなに聞きたい。</w:t>
       </w:r>
     </w:p>
     <w:p>
@@ -3746,7 +3746,7 @@
           <w:i w:val="0"/>
           <w:sz w:val="22"/>
         </w:rPr>
-        <w:t>……うちは、もう、疲れたよ。電力から、あれだけ書いてもらえたんだから、それでいいんじゃないかって、旦那が言うんだ。国は、もう、言っても、動かねえべ。</w:t>
+        <w:t>……うちはもう疲れたよ。電力から、あれだけ書いてもらえたんだから、それでいいんじゃないかって、旦那が言うんだ。国はもう言っても動かねえべ。</w:t>
       </w:r>
     </w:p>
     <w:p>
@@ -3769,7 +3769,7 @@
           <w:i w:val="0"/>
           <w:sz w:val="22"/>
         </w:rPr>
-        <w:t>おれも、半分、そう思う。あと何年、かかるんだ。</w:t>
+        <w:t>おれも半分、そう思う。あと何年かかるんだ。</w:t>
       </w:r>
     </w:p>
     <w:p>
@@ -3784,7 +3784,7 @@
           <w:color w:val="555555"/>
           <w:sz w:val="22"/>
         </w:rPr>
-        <w:t>(和代が、静かに立ち上がる。)</w:t>
+        <w:t>(和代が静かに立ち上がる。)</w:t>
       </w:r>
     </w:p>
     <w:p>
@@ -3807,7 +3807,7 @@
           <w:i w:val="0"/>
           <w:sz w:val="22"/>
         </w:rPr>
-        <w:t>うちの、かあちゃんでも、旦那でも、ねえんだけど。……あたしの夫は、あんな、足場から、落ちて、死んだ。一つの足場の「親綱」の話が、あの人を殺した。そして、その足場を、組ませる仕組みを、作ったのは、会社と、国だ。国の責任を、なかったことにしたら、また誰かが、親綱のない足場に、上らされる。あたしは、それが、嫌だ。</w:t>
+        <w:t>うちのかあちゃんでも旦那でもねえんだけど。……あたしの夫はあんな、足場から落ちて死んだ。一つの足場の「親綱」の話があの人を殺した。そして、その足場を組ませる仕組みを作ったのは会社と国だ。国の責任をなかったことにしたら、また誰かが、親綱のない足場に上らされる。あたしはそれが嫌だ。</w:t>
       </w:r>
     </w:p>
     <w:p>
@@ -3822,7 +3822,7 @@
           <w:color w:val="555555"/>
           <w:sz w:val="22"/>
         </w:rPr>
-        <w:t>(翔太が、母の肩に、手を置く。)</w:t>
+        <w:t>(翔太が母の肩に手を置く。)</w:t>
       </w:r>
     </w:p>
     <w:p>
@@ -3845,7 +3845,7 @@
           <w:i w:val="0"/>
           <w:sz w:val="22"/>
         </w:rPr>
-        <w:t>……おれも、そう思う。控訴、しよう。</w:t>
+        <w:t>……おれもそう思う。控訴、しよう。</w:t>
       </w:r>
     </w:p>
     <w:p>
@@ -3878,7 +3878,7 @@
           <w:i w:val="0"/>
           <w:sz w:val="22"/>
         </w:rPr>
-        <w:t>おらは、もう、十年待った。あと三年待てるか、分かんねえ。んだども、な。</w:t>
+        <w:t>おらはもう十年待った。あと三年待てるか、分かんねえ。んだどもな。</w:t>
       </w:r>
     </w:p>
     <w:p>
@@ -3893,7 +3893,7 @@
           <w:color w:val="555555"/>
           <w:sz w:val="22"/>
         </w:rPr>
-        <w:t>(遠藤が、湯呑みを持ち上げ、ほうじ茶の湯気を見つめる。)</w:t>
+        <w:t>(遠藤が湯呑みを持ち上げ、ほうじ茶の湯気を見つめる。)</w:t>
       </w:r>
     </w:p>
     <w:p>
@@ -3916,7 +3916,7 @@
           <w:i w:val="0"/>
           <w:sz w:val="22"/>
         </w:rPr>
-        <w:t>「祇園精舎の鐘の声、諸行無常の響きあり」。……おらたち、学校で、習ったべ。平家物語だ。今日、裁判所の廊下を歩きながら、突然、頭に浮かんだんだ。鐘は、鳴る。国が勝っても、電力が負けても、鐘は、鳴るんだ。……んだども、「諸行無常」ってのは、終わりってことじゃねえ。「変わっていく」ってこったべ。</w:t>
+        <w:t>「祇園精舎の鐘の声、諸行無常の響きあり」。……おらたち、学校で習ったべ。平家物語だ。今日裁判所の廊下を歩きながら、突然頭に浮かんだんだ。鐘は鳴る。国が勝っても電力が負けても鐘は鳴るんだ。……んだども「諸行無常」ってのは終わりってことじゃねえ。「変わっていく」ってこったべ。</w:t>
       </w:r>
     </w:p>
     <w:p>
@@ -3949,7 +3949,7 @@
           <w:i w:val="0"/>
           <w:sz w:val="22"/>
         </w:rPr>
-        <w:t>盛者必衰、という続きも、ありますね。「おごれる人も久しからず、ただ春の夜の夢のごとし」。</w:t>
+        <w:t>盛者必衰という続きもありますね。「おごれる人も久しからず、ただ春の夜の夢のごとし」。</w:t>
       </w:r>
     </w:p>
     <w:p>
@@ -3972,7 +3972,7 @@
           <w:i w:val="0"/>
           <w:sz w:val="22"/>
         </w:rPr>
-        <w:t>そうだ。おごった者は、久しくは続かねえ。……だども、そこまで待つのは、おらたちの、仕事じゃねえ。先生。おらたちの仕事は、鐘を、鳴らし続けることだべ。</w:t>
+        <w:t>そうだ。おごった者は久しくは続かねえ。……だどもそこまで待つのはおらたちの仕事じゃねえ。先生。おらたちの仕事は鐘を鳴らし続けることだべ。</w:t>
       </w:r>
     </w:p>
     <w:p>
@@ -4005,7 +4005,7 @@
           <w:i w:val="0"/>
           <w:sz w:val="22"/>
         </w:rPr>
-        <w:t>控訴の手続きは、二週間以内です。判決書が届いたら、送達の日から数えます。国の責任の部分と、ふるさと喪失の慰謝料の増額を、控訴理由にします。</w:t>
+        <w:t>控訴の手続きは二週間以内です。判決書が届いたら、送達の日から数えます。国の責任の部分とふるさと喪失の慰謝料の増額を控訴理由にします。</w:t>
       </w:r>
     </w:p>
     <w:p>
@@ -4043,7 +4043,7 @@
           <w:color w:val="555555"/>
           <w:sz w:val="22"/>
         </w:rPr>
-        <w:t>(手が、静かに上がっていく。一つ、二つ、十。最後に、疲れたと言った世話人の女が、迷いながら、手を上げる。)</w:t>
+        <w:t>(手が静かに上がっていく。一つ、二つ、十。最後に疲れたと言った世話人の女が、迷いながら手を上げる。)</w:t>
       </w:r>
     </w:p>
     <w:p>
@@ -4066,7 +4066,7 @@
           <w:i w:val="0"/>
           <w:sz w:val="22"/>
         </w:rPr>
-        <w:t>……あたしも。あたしの旦那にも、言っとく。「一緒に、茶を飲め」って。</w:t>
+        <w:t>……あたしも。あたしの旦那にも言っとく。「一緒に茶を飲め」って。</w:t>
       </w:r>
     </w:p>
     <w:p>
@@ -4155,7 +4155,7 @@
           <w:i w:val="0"/>
           <w:sz w:val="22"/>
         </w:rPr>
-        <w:t>んだ。八起きまで行っても、足りなけりゃ、九起きだ。</w:t>
+        <w:t>んだ。八起きまで行っても足りなけりゃ、九起きだ。</w:t>
       </w:r>
     </w:p>
     <w:p>
@@ -4185,7 +4185,7 @@
           <w:color w:val="555555"/>
           <w:sz w:val="22"/>
         </w:rPr>
-        <w:t>(午後9時。応接室。原告たちが帰り、残っているのは、遼、茜、三浦、遠藤、和代、翔太、柚木。机の上に、湯呑みが七つ。鉄瓶の火が小さい。)</w:t>
+        <w:t>(午後9時。応接室。原告たちが帰り、残っているのは遼、茜、三浦、遠藤、和代、翔太、柚木。机の上に湯呑みが七つ。鉄瓶の火が小さい。)</w:t>
       </w:r>
     </w:p>
     <w:p>
@@ -4231,7 +4231,7 @@
           <w:i w:val="0"/>
           <w:sz w:val="22"/>
         </w:rPr>
-        <w:t>はい。順番を、決めましょう。今日、一番長く待ったのは、遠藤さんです。十年と、一日。</w:t>
+        <w:t>はい。順番を決めましょう。今日一番長く待ったのは遠藤さんです。十年と一日。</w:t>
       </w:r>
     </w:p>
     <w:p>
@@ -4264,7 +4264,7 @@
           <w:i w:val="0"/>
           <w:sz w:val="22"/>
         </w:rPr>
-        <w:t>いや、今日は、おらは、二番でいい。</w:t>
+        <w:t>いや、今日はおらは二番でいい。</w:t>
       </w:r>
     </w:p>
     <w:p>
@@ -4310,7 +4310,7 @@
           <w:i w:val="0"/>
           <w:sz w:val="22"/>
         </w:rPr>
-        <w:t>今日、一番長く待ったのは、あんただ、わけえ先生。去年の一月から、ずっと、先頭で、並んでいた。判決の朝も、おらたちより先に、裁判所の前に立っていた。だから、今日は、先生が、一杯目だ。</w:t>
+        <w:t>今日、一番長く待ったのはあんただ、わけえ先生。去年の一月から、ずっと先頭で並んでいた。判決の朝もおらたちより先に裁判所の前に立っていた。だから、今日は先生が一杯目だ。</w:t>
       </w:r>
     </w:p>
     <w:p>
@@ -4343,7 +4343,7 @@
           <w:i w:val="0"/>
           <w:sz w:val="22"/>
         </w:rPr>
-        <w:t>……私は、待つ側では、ありませんでした。出す側でした。</w:t>
+        <w:t>……私は待つ側ではありませんでした。出す側でした。</w:t>
       </w:r>
     </w:p>
     <w:p>
@@ -4366,7 +4366,7 @@
           <w:i w:val="0"/>
           <w:sz w:val="22"/>
         </w:rPr>
-        <w:t>出す側も、待つ側だ。茶を出すもんは、飲む人が、飲み終わるまで、待つんだべ。</w:t>
+        <w:t>出す側も待つ側だ。茶を出すもんは飲む人が飲み終わるまで待つんだべ。</w:t>
       </w:r>
     </w:p>
     <w:p>
@@ -4381,7 +4381,7 @@
           <w:color w:val="555555"/>
           <w:sz w:val="22"/>
         </w:rPr>
-        <w:t>(三浦が、遼の前に、最初の湯呑みを置く。遼は、しばらく見つめ、それから両手で包む。一口、飲む。)</w:t>
+        <w:t>(三浦が遼の前に最初の湯呑みを置く。遼はしばらく見つめ、それから両手で包む。一口飲む。)</w:t>
       </w:r>
     </w:p>
     <w:p>
@@ -4460,7 +4460,7 @@
           <w:i w:val="0"/>
           <w:sz w:val="22"/>
         </w:rPr>
-        <w:t>ありがとうございます。では、二杯目から、順番に。遠藤さん、和代さん、翔太くん、茜先生、三浦さん、柚木さん。</w:t>
+        <w:t>ありがとうございます。では二杯目から、順番に。遠藤さん、和代さん、翔太くん、茜先生、三浦さん、柚木さん。</w:t>
       </w:r>
     </w:p>
     <w:p>
@@ -4483,7 +4483,7 @@
           <w:i w:val="0"/>
           <w:sz w:val="22"/>
         </w:rPr>
-        <w:t>わたしも、いただけるんですか。</w:t>
+        <w:t>わたしもいただけるんですか。</w:t>
       </w:r>
     </w:p>
     <w:p>
@@ -4506,7 +4506,7 @@
           <w:i w:val="0"/>
           <w:sz w:val="22"/>
         </w:rPr>
-        <w:t>「来た順に」です。柚木さんは、今朝の九時から、いらっしゃいました。</w:t>
+        <w:t>「来た順に」です。柚木さんは今朝の九時から、いらっしゃいました。</w:t>
       </w:r>
     </w:p>
     <w:p>
@@ -4539,7 +4539,7 @@
           <w:i w:val="0"/>
           <w:sz w:val="22"/>
         </w:rPr>
-        <w:t>……ありがとうございます。(記者の顔でなく、静かに、一口)記事、明日の朝刊に、載ります。「電力に賠償命令、国の責任認めず」の見出し。でも、わたしは、小見出しに、「付言」を入れるつもりです。</w:t>
+        <w:t>……ありがとうございます。(記者の顔でなく、静かに一口)記事、明日の朝刊に載ります。「電力に賠償命令、国の責任認めず」の見出し。でもわたしは小見出しに「付言」を入れるつもりです。</w:t>
       </w:r>
     </w:p>
     <w:p>
@@ -4585,7 +4585,7 @@
           <w:i w:val="0"/>
           <w:sz w:val="22"/>
         </w:rPr>
-        <w:t>国に宛てた、あの一言を、そのまま。何も足さず、何も引かず。</w:t>
+        <w:t>国に宛てた、あの一言をそのまま。何も足さず、何も引かず。</w:t>
       </w:r>
     </w:p>
     <w:p>
@@ -4646,7 +4646,7 @@
           <w:i w:val="0"/>
           <w:sz w:val="22"/>
         </w:rPr>
-        <w:t>一度だけ、キャッチボールのときに、「勝負の日は、カツ、ですよ」と。</w:t>
+        <w:t>一度だけ、キャッチボールのときに「勝負の日はカツ、ですよ」と。</w:t>
       </w:r>
     </w:p>
     <w:p>
@@ -4669,7 +4669,7 @@
           <w:i w:val="0"/>
           <w:sz w:val="22"/>
         </w:rPr>
-        <w:t>カツカレー、冷めないうちに、帰ります。(立ち上がる)みなさん、お先に。</w:t>
+        <w:t>カツカレー、冷めないうちに帰ります。(立ち上がる)みなさん、お先に。</w:t>
       </w:r>
     </w:p>
     <w:p>
@@ -4715,7 +4715,7 @@
           <w:i w:val="0"/>
           <w:sz w:val="22"/>
         </w:rPr>
-        <w:t>ありがとう。(戸口で振り返る)真壁さん、あしたは、十年です。</w:t>
+        <w:t>ありがとう。(戸口で振り返る)真壁さん、あしたは十年です。</w:t>
       </w:r>
     </w:p>
     <w:p>
@@ -4738,7 +4738,7 @@
           <w:i w:val="0"/>
           <w:sz w:val="22"/>
         </w:rPr>
-        <w:t>はい。あした、ですね。</w:t>
+        <w:t>はい。あしたですね。</w:t>
       </w:r>
     </w:p>
     <w:p>
@@ -4753,7 +4753,7 @@
           <w:color w:val="555555"/>
           <w:sz w:val="22"/>
         </w:rPr>
-        <w:t>(三浦が帰る。残った者たちが、静かに茶を飲む。窓の外、暗い駅前通りに、小さな雪が舞っている。遼が、机の上の鉄瓶に、手を添える。)</w:t>
+        <w:t>(三浦が帰る。残った者たちが、静かに茶を飲む。窓の外、暗い駅前通りに小さな雪が舞っている。遼が机の上の鉄瓶に手を添える。)</w:t>
       </w:r>
     </w:p>
     <w:p>
@@ -4777,7 +4777,7 @@
           <w:color w:val="555555"/>
           <w:sz w:val="22"/>
         </w:rPr>
-        <w:t>(小声で、鉄瓶に)</w:t>
+        <w:t>(小声で鉄瓶に)</w:t>
       </w:r>
       <w:r>
         <w:rPr>
@@ -4786,7 +4786,7 @@
           <w:i w:val="0"/>
           <w:sz w:val="22"/>
         </w:rPr>
-        <w:t>先生。三分の一、勝ちました。……残りは、二審で。</w:t>
+        <w:t>先生。三分の一、勝ちました。……残りは二審で。</w:t>
       </w:r>
     </w:p>
     <w:p>
